--- a/docs/Staff_Manual.docx
+++ b/docs/Staff_Manual.docx
@@ -1413,7 +1413,7 @@
                 <w:sz w:val="22"/>
                 <w:szCs w:val="22"/>
               </w:rPr>
-              <w:t xml:space="preserve">Scan failed — finger not recognized or error</w:t>
+              <w:t xml:space="preserve">Scan failed — finger not recognised, or an error occurred</w:t>
             </w:r>
           </w:p>
         </w:tc>
@@ -1444,7 +1444,7 @@
                 <w:sz w:val="22"/>
                 <w:szCs w:val="22"/>
               </w:rPr>
-              <w:t xml:space="preserve">Yellow breathing</w:t>
+              <w:t xml:space="preserve">Solid blue</w:t>
             </w:r>
           </w:p>
         </w:tc>
@@ -1473,7 +1473,7 @@
                 <w:sz w:val="22"/>
                 <w:szCs w:val="22"/>
               </w:rPr>
-              <w:t xml:space="preserve">Device is waiting to be assigned (not yet configured)</w:t>
+              <w:t xml:space="preserve">Connected to WiFi, ready for normal use</w:t>
             </w:r>
           </w:p>
         </w:tc>
@@ -1504,7 +1504,7 @@
                 <w:sz w:val="22"/>
                 <w:szCs w:val="22"/>
               </w:rPr>
-              <w:t xml:space="preserve">Blue pulse</w:t>
+              <w:t xml:space="preserve">Solid purple</w:t>
             </w:r>
           </w:p>
         </w:tc>
@@ -1533,12 +1533,94 @@
                 <w:sz w:val="22"/>
                 <w:szCs w:val="22"/>
               </w:rPr>
-              <w:t xml:space="preserve">Device is connecting to WiFi</w:t>
+              <w:t xml:space="preserve">No WiFi connection</w:t>
+            </w:r>
+          </w:p>
+        </w:tc>
+      </w:tr>
+      <w:tr>
+        <w:tc>
+          <w:tcPr>
+            <w:tcW w:type="dxa" w:w="3000"/>
+            <w:tcBorders>
+              <w:top w:val="single" w:color="CCCCCC" w:sz="1"/>
+              <w:left w:val="single" w:color="CCCCCC" w:sz="1"/>
+              <w:bottom w:val="single" w:color="CCCCCC" w:sz="1"/>
+              <w:right w:val="single" w:color="CCCCCC" w:sz="1"/>
+            </w:tcBorders>
+            <w:shd w:fill="FFFFFF" w:val="clear"/>
+            <w:tcMar>
+              <w:top w:type="dxa" w:w="80"/>
+              <w:left w:type="dxa" w:w="120"/>
+              <w:bottom w:type="dxa" w:w="80"/>
+              <w:right w:type="dxa" w:w="120"/>
+            </w:tcMar>
+          </w:tcPr>
+          <w:p>
+            <w:r>
+              <w:rPr>
+                <w:rFonts w:ascii="Arial" w:cs="Arial" w:eastAsia="Arial" w:hAnsi="Arial"/>
+                <w:color w:val="444444"/>
+                <w:sz w:val="22"/>
+                <w:szCs w:val="22"/>
+              </w:rPr>
+              <w:t xml:space="preserve">Yellow breathing (slow pulse)</w:t>
+            </w:r>
+          </w:p>
+        </w:tc>
+        <w:tc>
+          <w:tcPr>
+            <w:tcW w:type="dxa" w:w="6360"/>
+            <w:tcBorders>
+              <w:top w:val="single" w:color="CCCCCC" w:sz="1"/>
+              <w:left w:val="single" w:color="CCCCCC" w:sz="1"/>
+              <w:bottom w:val="single" w:color="CCCCCC" w:sz="1"/>
+              <w:right w:val="single" w:color="CCCCCC" w:sz="1"/>
+            </w:tcBorders>
+            <w:shd w:fill="FFFFFF" w:val="clear"/>
+            <w:tcMar>
+              <w:top w:type="dxa" w:w="80"/>
+              <w:left w:type="dxa" w:w="120"/>
+              <w:bottom w:type="dxa" w:w="80"/>
+              <w:right w:type="dxa" w:w="120"/>
+            </w:tcMar>
+          </w:tcPr>
+          <w:p>
+            <w:r>
+              <w:rPr>
+                <w:rFonts w:ascii="Arial" w:cs="Arial" w:eastAsia="Arial" w:hAnsi="Arial"/>
+                <w:color w:val="444444"/>
+                <w:sz w:val="22"/>
+                <w:szCs w:val="22"/>
+              </w:rPr>
+              <w:t xml:space="preserve">Device is waiting to be assigned by an admin (not yet configured)</w:t>
             </w:r>
           </w:p>
         </w:tc>
       </w:tr>
     </w:tbl>
+    <w:p>
+      <w:pPr>
+        <w:spacing w:after="120"/>
+      </w:pPr>
+      <w:r>
+        <w:t xml:space="preserve"/>
+      </w:r>
+    </w:p>
+    <w:p>
+      <w:pPr>
+        <w:spacing w:after="120"/>
+      </w:pPr>
+      <w:r>
+        <w:rPr>
+          <w:rFonts w:ascii="Arial" w:cs="Arial" w:eastAsia="Arial" w:hAnsi="Arial"/>
+          <w:color w:val="444444"/>
+          <w:sz w:val="24"/>
+          <w:szCs w:val="24"/>
+        </w:rPr>
+        <w:t xml:space="preserve">The device also has a small screen that shows short status messages — for example a name after a successful scan, or “Offline” if there is no WiFi connection. If you notice something unusual on the screen, mention it to your admin.</w:t>
+      </w:r>
+    </w:p>
     <w:sectPr>
       <w:headerReference w:type="default" r:id="rId7"/>
       <w:footerReference w:type="default" r:id="rId8"/>
